--- a/docs/NWGS_Grid_FRONTEND.docx
+++ b/docs/NWGS_Grid_FRONTEND.docx
@@ -69,7 +69,7 @@
         <w:t xml:space="preserve">Generated:</w:t>
       </w:r>
       <w:r>
-        <w:t xml:space="preserve"> 2026-10-14</w:t>
+        <w:t xml:space="preserve"> 2026-10-15</w:t>
       </w:r>
     </w:p>
     <w:p>

--- a/docs/NWGS_Grid_FRONTEND.docx
+++ b/docs/NWGS_Grid_FRONTEND.docx
@@ -1646,7 +1646,7 @@
                 <w:sz w:val="18"/>
                 <w:szCs w:val="18"/>
               </w:rPr>
-              <w:t xml:space="preserve">About &amp; contact</w:t>
+              <w:t xml:space="preserve">About the developer</w:t>
             </w:r>
           </w:p>
         </w:tc>
@@ -2690,7 +2690,7 @@
                 <w:sz w:val="18"/>
                 <w:szCs w:val="18"/>
               </w:rPr>
-              <w:t xml:space="preserve">--wine</w:t>
+              <w:t xml:space="preserve">--rose</w:t>
             </w:r>
             <w:r>
               <w:rPr>
@@ -2706,7 +2706,23 @@
                 <w:sz w:val="18"/>
                 <w:szCs w:val="18"/>
               </w:rPr>
-              <w:t xml:space="preserve">--gold</w:t>
+              <w:t xml:space="preserve">--rose-deep</w:t>
+            </w:r>
+            <w:r>
+              <w:rPr>
+                <w:sz w:val="18"/>
+                <w:szCs w:val="18"/>
+              </w:rPr>
+              <w:t xml:space="preserve">, </w:t>
+            </w:r>
+            <w:r>
+              <w:rPr>
+                <w:rFonts w:ascii="Consolas" w:cs="Consolas" w:eastAsia="Consolas" w:hAnsi="Consolas"/>
+                <w:color w:val="6E1F2B"/>
+                <w:sz w:val="18"/>
+                <w:szCs w:val="18"/>
+              </w:rPr>
+              <w:t xml:space="preserve">--teal</w:t>
             </w:r>
           </w:p>
         </w:tc>
@@ -2729,7 +2745,7 @@
                 <w:sz w:val="18"/>
                 <w:szCs w:val="18"/>
               </w:rPr>
-              <w:t xml:space="preserve">Brand palette.</w:t>
+              <w:t xml:space="preserve">Brand palette: navy carries text, rose marks the selected state and accents, teal pairs with rose on charts.</w:t>
             </w:r>
           </w:p>
         </w:tc>
@@ -2846,7 +2862,39 @@
                 <w:sz w:val="18"/>
                 <w:szCs w:val="18"/>
               </w:rPr>
-              <w:t xml:space="preserve">Text, rules and backgrounds.</w:t>
+              <w:t xml:space="preserve">Text, rules and backgrounds. </w:t>
+            </w:r>
+            <w:r>
+              <w:rPr>
+                <w:rFonts w:ascii="Consolas" w:cs="Consolas" w:eastAsia="Consolas" w:hAnsi="Consolas"/>
+                <w:color w:val="6E1F2B"/>
+                <w:sz w:val="18"/>
+                <w:szCs w:val="18"/>
+              </w:rPr>
+              <w:t xml:space="preserve">--muted</w:t>
+            </w:r>
+            <w:r>
+              <w:rPr>
+                <w:sz w:val="18"/>
+                <w:szCs w:val="18"/>
+              </w:rPr>
+              <w:t xml:space="preserve"> matches </w:t>
+            </w:r>
+            <w:r>
+              <w:rPr>
+                <w:rFonts w:ascii="Consolas" w:cs="Consolas" w:eastAsia="Consolas" w:hAnsi="Consolas"/>
+                <w:color w:val="6E1F2B"/>
+                <w:sz w:val="18"/>
+                <w:szCs w:val="18"/>
+              </w:rPr>
+              <w:t xml:space="preserve">--ink</w:t>
+            </w:r>
+            <w:r>
+              <w:rPr>
+                <w:sz w:val="18"/>
+                <w:szCs w:val="18"/>
+              </w:rPr>
+              <w:t xml:space="preserve">: no text on the site is grey.</w:t>
             </w:r>
           </w:p>
         </w:tc>
@@ -2963,7 +3011,7 @@
                 <w:sz w:val="18"/>
                 <w:szCs w:val="18"/>
               </w:rPr>
-              <w:t xml:space="preserve">Activity levels, Very Low through High.</w:t>
+              <w:t xml:space="preserve">Activity levels, Very Low through High, running teal to rose.</w:t>
             </w:r>
           </w:p>
         </w:tc>
@@ -3133,7 +3181,92 @@
                 <w:sz w:val="18"/>
                 <w:szCs w:val="18"/>
               </w:rPr>
-              <w:t xml:space="preserve">Fraunces, Inter and IBM Plex Mono.</w:t>
+              <w:t xml:space="preserve">Inter for the interface, IBM Plex Mono for technical strings.</w:t>
+            </w:r>
+          </w:p>
+        </w:tc>
+      </w:tr>
+      <w:tr>
+        <w:trPr>
+          <w:tblHeader w:val="false"/>
+        </w:trPr>
+        <w:tc>
+          <w:tcPr>
+            <w:tcW w:type="dxa" w:w="3182"/>
+            <w:tcMar>
+              <w:top w:type="dxa" w:w="60"/>
+              <w:left w:type="dxa" w:w="108"/>
+              <w:bottom w:type="dxa" w:w="60"/>
+              <w:right w:type="dxa" w:w="108"/>
+            </w:tcMar>
+          </w:tcPr>
+          <w:p>
+            <w:pPr>
+              <w:spacing w:after="0" w:line="240"/>
+            </w:pPr>
+            <w:r>
+              <w:rPr>
+                <w:rFonts w:ascii="Consolas" w:cs="Consolas" w:eastAsia="Consolas" w:hAnsi="Consolas"/>
+                <w:color w:val="6E1F2B"/>
+                <w:sz w:val="18"/>
+                <w:szCs w:val="18"/>
+              </w:rPr>
+              <w:t xml:space="preserve">--sp-1</w:t>
+            </w:r>
+            <w:r>
+              <w:rPr>
+                <w:sz w:val="18"/>
+                <w:szCs w:val="18"/>
+              </w:rPr>
+              <w:t xml:space="preserve"> to </w:t>
+            </w:r>
+            <w:r>
+              <w:rPr>
+                <w:rFonts w:ascii="Consolas" w:cs="Consolas" w:eastAsia="Consolas" w:hAnsi="Consolas"/>
+                <w:color w:val="6E1F2B"/>
+                <w:sz w:val="18"/>
+                <w:szCs w:val="18"/>
+              </w:rPr>
+              <w:t xml:space="preserve">--sp-5</w:t>
+            </w:r>
+            <w:r>
+              <w:rPr>
+                <w:sz w:val="18"/>
+                <w:szCs w:val="18"/>
+              </w:rPr>
+              <w:t xml:space="preserve">, </w:t>
+            </w:r>
+            <w:r>
+              <w:rPr>
+                <w:rFonts w:ascii="Consolas" w:cs="Consolas" w:eastAsia="Consolas" w:hAnsi="Consolas"/>
+                <w:color w:val="6E1F2B"/>
+                <w:sz w:val="18"/>
+                <w:szCs w:val="18"/>
+              </w:rPr>
+              <w:t xml:space="preserve">--card-pad</w:t>
+            </w:r>
+          </w:p>
+        </w:tc>
+        <w:tc>
+          <w:tcPr>
+            <w:tcW w:type="dxa" w:w="6178"/>
+            <w:tcMar>
+              <w:top w:type="dxa" w:w="60"/>
+              <w:left w:type="dxa" w:w="108"/>
+              <w:bottom w:type="dxa" w:w="60"/>
+              <w:right w:type="dxa" w:w="108"/>
+            </w:tcMar>
+          </w:tcPr>
+          <w:p>
+            <w:pPr>
+              <w:spacing w:after="0" w:line="240"/>
+            </w:pPr>
+            <w:r>
+              <w:rPr>
+                <w:sz w:val="18"/>
+                <w:szCs w:val="18"/>
+              </w:rPr>
+              <w:t xml:space="preserve">The spacing scale cards and sections share.</w:t>
             </w:r>
           </w:p>
         </w:tc>
@@ -3143,6 +3276,34 @@
       <w:pPr>
         <w:spacing w:after="160"/>
       </w:pPr>
+    </w:p>
+    <w:p>
+      <w:pPr>
+        <w:spacing w:after="120" w:line="276"/>
+      </w:pPr>
+      <w:r>
+        <w:t xml:space="preserve">Type is three sizes and no more: 32px page titles, 20px section headings and 16px for anything written to be read, with 15px for captions and 12px for field labels. A component that sets its own size is a bug, not a style.</w:t>
+      </w:r>
+    </w:p>
+    <w:p>
+      <w:pPr>
+        <w:spacing w:after="120" w:line="276"/>
+      </w:pPr>
+      <w:r>
+        <w:t xml:space="preserve">Each pathogen has one colour, defined once in </w:t>
+      </w:r>
+      <w:r>
+        <w:rPr>
+          <w:rFonts w:ascii="Consolas" w:cs="Consolas" w:eastAsia="Consolas" w:hAnsi="Consolas"/>
+          <w:color w:val="6E1F2B"/>
+          <w:sz w:val="18"/>
+          <w:szCs w:val="18"/>
+        </w:rPr>
+        <w:t xml:space="preserve">PCOL</w:t>
+      </w:r>
+      <w:r>
+        <w:t xml:space="preserve"> and used on its card, its sparkline, its line on the national trend chart, its map and its chips. A colour identifies the pathogen; it never signals severity.</w:t>
+      </w:r>
     </w:p>
     <w:p>
       <w:pPr>
@@ -3196,7 +3357,7 @@
         <w:spacing w:after="120" w:line="276"/>
       </w:pPr>
       <w:r>
-        <w:t xml:space="preserve">A twelve-column grid (</w:t>
+        <w:t xml:space="preserve">A white header holds the wordmark and six navigation groups covering all the views above. The groups are presentation only: every view key, hash and route is unchanged by the grouping, and a view missing from every group is appended to a </w:t>
       </w:r>
       <w:r>
         <w:rPr>
@@ -3205,10 +3366,18 @@
           <w:sz w:val="18"/>
           <w:szCs w:val="18"/>
         </w:rPr>
-        <w:t xml:space="preserve">.grid</w:t>
-      </w:r>
-      <w:r>
-        <w:t xml:space="preserve"> with </w:t>
+        <w:t xml:space="preserve">More</w:t>
+      </w:r>
+      <w:r>
+        <w:t xml:space="preserve"> group with a console warning rather than becoming unreachable. Below roughly 760px the header collapses to a menu button and the groups become one stacked list, so no view is more than one tap away.</w:t>
+      </w:r>
+    </w:p>
+    <w:p>
+      <w:pPr>
+        <w:spacing w:after="120" w:line="276"/>
+      </w:pPr>
+      <w:r>
+        <w:t xml:space="preserve">Content sits in a twelve-column grid (</w:t>
       </w:r>
       <w:r>
         <w:rPr>
@@ -3217,10 +3386,10 @@
           <w:sz w:val="18"/>
           <w:szCs w:val="18"/>
         </w:rPr>
-        <w:t xml:space="preserve">.c3</w:t>
-      </w:r>
-      <w:r>
-        <w:t xml:space="preserve"> to </w:t>
+        <w:t xml:space="preserve">.grid</w:t>
+      </w:r>
+      <w:r>
+        <w:t xml:space="preserve"> with </w:t>
       </w:r>
       <w:r>
         <w:rPr>
@@ -3229,10 +3398,10 @@
           <w:sz w:val="18"/>
           <w:szCs w:val="18"/>
         </w:rPr>
-        <w:t xml:space="preserve">.c12</w:t>
-      </w:r>
-      <w:r>
-        <w:t xml:space="preserve">) with </w:t>
+        <w:t xml:space="preserve">.c3</w:t>
+      </w:r>
+      <w:r>
+        <w:t xml:space="preserve"> to </w:t>
       </w:r>
       <w:r>
         <w:rPr>
@@ -3241,18 +3410,10 @@
           <w:sz w:val="18"/>
           <w:szCs w:val="18"/>
         </w:rPr>
-        <w:t xml:space="preserve">align-items:start</w:t>
-      </w:r>
-      <w:r>
-        <w:t xml:space="preserve">, so a short panel does not stretch to its neighbour's height. Where that leaves a visible gap, the fix is to rebalance the row rather than to stretch the panels: a tall panel is usually better given its own full-width row.</w:t>
-      </w:r>
-    </w:p>
-    <w:p>
-      <w:pPr>
-        <w:spacing w:after="120" w:line="276"/>
-      </w:pPr>
-      <w:r>
-        <w:t xml:space="preserve">Wide tables carry </w:t>
+        <w:t xml:space="preserve">.c12</w:t>
+      </w:r>
+      <w:r>
+        <w:t xml:space="preserve">) with </w:t>
       </w:r>
       <w:r>
         <w:rPr>
@@ -3261,10 +3422,18 @@
           <w:sz w:val="18"/>
           <w:szCs w:val="18"/>
         </w:rPr>
-        <w:t xml:space="preserve">class="stack"</w:t>
-      </w:r>
-      <w:r>
-        <w:t xml:space="preserve">, which collapses them into labelled blocks below roughly 760px using each cell's </w:t>
+        <w:t xml:space="preserve">align-items:start</w:t>
+      </w:r>
+      <w:r>
+        <w:t xml:space="preserve">, so a short panel does not stretch to its neighbour's height. Where that leaves a visible gap, the fix is to rebalance the row rather than to stretch the panels: a tall panel is usually better given its own full-width row.</w:t>
+      </w:r>
+    </w:p>
+    <w:p>
+      <w:pPr>
+        <w:spacing w:after="120" w:line="276"/>
+      </w:pPr>
+      <w:r>
+        <w:t xml:space="preserve">Wide tables carry </w:t>
       </w:r>
       <w:r>
         <w:rPr>
@@ -3273,10 +3442,102 @@
           <w:sz w:val="18"/>
           <w:szCs w:val="18"/>
         </w:rPr>
+        <w:t xml:space="preserve">class="stack"</w:t>
+      </w:r>
+      <w:r>
+        <w:t xml:space="preserve">, which collapses them into labelled blocks below roughly 760px using each cell's </w:t>
+      </w:r>
+      <w:r>
+        <w:rPr>
+          <w:rFonts w:ascii="Consolas" w:cs="Consolas" w:eastAsia="Consolas" w:hAnsi="Consolas"/>
+          <w:color w:val="6E1F2B"/>
+          <w:sz w:val="18"/>
+          <w:szCs w:val="18"/>
+        </w:rPr>
         <w:t xml:space="preserve">data-l</w:t>
       </w:r>
       <w:r>
         <w:t xml:space="preserve"> attribute as its label.</w:t>
+      </w:r>
+    </w:p>
+    <w:p>
+      <w:pPr>
+        <w:spacing w:after="120" w:line="276"/>
+      </w:pPr>
+      <w:r>
+        <w:t xml:space="preserve">Two traps worth knowing. </w:t>
+      </w:r>
+      <w:r>
+        <w:rPr>
+          <w:rFonts w:ascii="Consolas" w:cs="Consolas" w:eastAsia="Consolas" w:hAnsi="Consolas"/>
+          <w:color w:val="6E1F2B"/>
+          <w:sz w:val="18"/>
+          <w:szCs w:val="18"/>
+        </w:rPr>
+        <w:t xml:space="preserve">all:unset</w:t>
+      </w:r>
+      <w:r>
+        <w:t xml:space="preserve"> resets </w:t>
+      </w:r>
+      <w:r>
+        <w:rPr>
+          <w:rFonts w:ascii="Consolas" w:cs="Consolas" w:eastAsia="Consolas" w:hAnsi="Consolas"/>
+          <w:color w:val="6E1F2B"/>
+          <w:sz w:val="18"/>
+          <w:szCs w:val="18"/>
+        </w:rPr>
+        <w:t xml:space="preserve">box-sizing</w:t>
+      </w:r>
+      <w:r>
+        <w:t xml:space="preserve"> to </w:t>
+      </w:r>
+      <w:r>
+        <w:rPr>
+          <w:rFonts w:ascii="Consolas" w:cs="Consolas" w:eastAsia="Consolas" w:hAnsi="Consolas"/>
+          <w:color w:val="6E1F2B"/>
+          <w:sz w:val="18"/>
+          <w:szCs w:val="18"/>
+        </w:rPr>
+        <w:t xml:space="preserve">content-box</w:t>
+      </w:r>
+      <w:r>
+        <w:t xml:space="preserve">, which defeats the global </w:t>
+      </w:r>
+      <w:r>
+        <w:rPr>
+          <w:rFonts w:ascii="Consolas" w:cs="Consolas" w:eastAsia="Consolas" w:hAnsi="Consolas"/>
+          <w:color w:val="6E1F2B"/>
+          <w:sz w:val="18"/>
+          <w:szCs w:val="18"/>
+        </w:rPr>
+        <w:t xml:space="preserve">border-box</w:t>
+      </w:r>
+      <w:r>
+        <w:t xml:space="preserve"> rule and makes </w:t>
+      </w:r>
+      <w:r>
+        <w:rPr>
+          <w:rFonts w:ascii="Consolas" w:cs="Consolas" w:eastAsia="Consolas" w:hAnsi="Consolas"/>
+          <w:color w:val="6E1F2B"/>
+          <w:sz w:val="18"/>
+          <w:szCs w:val="18"/>
+        </w:rPr>
+        <w:t xml:space="preserve">width:100%</w:t>
+      </w:r>
+      <w:r>
+        <w:t xml:space="preserve"> plus padding overflow its container, so anything using it restores </w:t>
+      </w:r>
+      <w:r>
+        <w:rPr>
+          <w:rFonts w:ascii="Consolas" w:cs="Consolas" w:eastAsia="Consolas" w:hAnsi="Consolas"/>
+          <w:color w:val="6E1F2B"/>
+          <w:sz w:val="18"/>
+          <w:szCs w:val="18"/>
+        </w:rPr>
+        <w:t xml:space="preserve">box-sizing</w:t>
+      </w:r>
+      <w:r>
+        <w:t xml:space="preserve"> explicitly. And a grid item spanning rows stretches those rows to its own height, so a side-by-side block that must not do that uses flex with its own wrapper.</w:t>
       </w:r>
     </w:p>
     <w:p>

--- a/docs/NWGS_Grid_FRONTEND.docx
+++ b/docs/NWGS_Grid_FRONTEND.docx
@@ -34,6 +34,54 @@
           <w:b/>
           <w:bCs/>
         </w:rPr>
+        <w:t xml:space="preserve">Live site:</w:t>
+      </w:r>
+      <w:r>
+        <w:t xml:space="preserve"> </w:t>
+      </w:r>
+      <w:hyperlink w:history="1" r:id="rIdp27qymqffkwx6blnl31bi">
+        <w:r>
+          <w:rPr>
+            <w:rStyle w:val="Hyperlink"/>
+            <w:color w:val="1D4F91"/>
+            <w:u w:val="single"/>
+          </w:rPr>
+          <w:t xml:space="preserve">nwgsgrid.com</w:t>
+        </w:r>
+      </w:hyperlink>
+      <w:r>
+        <w:t xml:space="preserve"> · </w:t>
+      </w:r>
+      <w:r>
+        <w:rPr>
+          <w:b/>
+          <w:bCs/>
+        </w:rPr>
+        <w:t xml:space="preserve">Repository:</w:t>
+      </w:r>
+      <w:r>
+        <w:t xml:space="preserve"> </w:t>
+      </w:r>
+      <w:hyperlink w:history="1" r:id="rIda4s1il_bp1wvmxmutftvt">
+        <w:r>
+          <w:rPr>
+            <w:rStyle w:val="Hyperlink"/>
+            <w:color w:val="1D4F91"/>
+            <w:u w:val="single"/>
+          </w:rPr>
+          <w:t xml:space="preserve">github.com/victorialovefranklin/nwgs-grid-site</w:t>
+        </w:r>
+      </w:hyperlink>
+    </w:p>
+    <w:p>
+      <w:pPr>
+        <w:spacing w:after="120" w:line="276"/>
+      </w:pPr>
+      <w:r>
+        <w:rPr>
+          <w:b/>
+          <w:bCs/>
+        </w:rPr>
         <w:t xml:space="preserve">Run described:</w:t>
       </w:r>
       <w:r>
@@ -59,7 +107,7 @@
         <w:t xml:space="preserve">Data through:</w:t>
       </w:r>
       <w:r>
-        <w:t xml:space="preserve"> 2026-10-10 · </w:t>
+        <w:t xml:space="preserve"> 2026-09-05 · </w:t>
       </w:r>
       <w:r>
         <w:rPr>
@@ -69,7 +117,7 @@
         <w:t xml:space="preserve">Generated:</w:t>
       </w:r>
       <w:r>
-        <w:t xml:space="preserve"> 2026-10-15</w:t>
+        <w:t xml:space="preserve"> 2026-10-16</w:t>
       </w:r>
     </w:p>
     <w:p>
@@ -239,7 +287,7 @@
       </w:tr>
       <w:tr>
         <w:trPr>
-          <w:tblHeader w:val="false"/>
+          <w:tblHeader w:val="off"/>
         </w:trPr>
         <w:tc>
           <w:tcPr>
@@ -292,7 +340,7 @@
       </w:tr>
       <w:tr>
         <w:trPr>
-          <w:tblHeader w:val="false"/>
+          <w:tblHeader w:val="off"/>
         </w:trPr>
         <w:tc>
           <w:tcPr>
@@ -345,7 +393,7 @@
       </w:tr>
       <w:tr>
         <w:trPr>
-          <w:tblHeader w:val="false"/>
+          <w:tblHeader w:val="off"/>
         </w:trPr>
         <w:tc>
           <w:tcPr>
@@ -398,7 +446,7 @@
       </w:tr>
       <w:tr>
         <w:trPr>
-          <w:tblHeader w:val="false"/>
+          <w:tblHeader w:val="off"/>
         </w:trPr>
         <w:tc>
           <w:tcPr>
@@ -451,7 +499,7 @@
       </w:tr>
       <w:tr>
         <w:trPr>
-          <w:tblHeader w:val="false"/>
+          <w:tblHeader w:val="off"/>
         </w:trPr>
         <w:tc>
           <w:tcPr>
@@ -569,7 +617,7 @@
         <w:spacing w:after="120" w:line="276"/>
       </w:pPr>
       <w:r>
-        <w:t xml:space="preserve">Entities in the run described here: 40.</w:t>
+        <w:t xml:space="preserve">Entities in the run described here: 32.</w:t>
       </w:r>
     </w:p>
     <w:p>
@@ -752,7 +800,7 @@
       </w:tr>
       <w:tr>
         <w:trPr>
-          <w:tblHeader w:val="false"/>
+          <w:tblHeader w:val="off"/>
         </w:trPr>
         <w:tc>
           <w:tcPr>
@@ -805,7 +853,7 @@
       </w:tr>
       <w:tr>
         <w:trPr>
-          <w:tblHeader w:val="false"/>
+          <w:tblHeader w:val="off"/>
         </w:trPr>
         <w:tc>
           <w:tcPr>
@@ -858,7 +906,7 @@
       </w:tr>
       <w:tr>
         <w:trPr>
-          <w:tblHeader w:val="false"/>
+          <w:tblHeader w:val="off"/>
         </w:trPr>
         <w:tc>
           <w:tcPr>
@@ -911,7 +959,7 @@
       </w:tr>
       <w:tr>
         <w:trPr>
-          <w:tblHeader w:val="false"/>
+          <w:tblHeader w:val="off"/>
         </w:trPr>
         <w:tc>
           <w:tcPr>
@@ -964,7 +1012,7 @@
       </w:tr>
       <w:tr>
         <w:trPr>
-          <w:tblHeader w:val="false"/>
+          <w:tblHeader w:val="off"/>
         </w:trPr>
         <w:tc>
           <w:tcPr>
@@ -1017,7 +1065,7 @@
       </w:tr>
       <w:tr>
         <w:trPr>
-          <w:tblHeader w:val="false"/>
+          <w:tblHeader w:val="off"/>
         </w:trPr>
         <w:tc>
           <w:tcPr>
@@ -1070,7 +1118,7 @@
       </w:tr>
       <w:tr>
         <w:trPr>
-          <w:tblHeader w:val="false"/>
+          <w:tblHeader w:val="off"/>
         </w:trPr>
         <w:tc>
           <w:tcPr>
@@ -1093,7 +1141,7 @@
                 <w:sz w:val="18"/>
                 <w:szCs w:val="18"/>
               </w:rPr>
-              <w:t xml:space="preserve">equity</w:t>
+              <w:t xml:space="preserve">monitoring</w:t>
             </w:r>
           </w:p>
         </w:tc>
@@ -1116,14 +1164,14 @@
                 <w:sz w:val="18"/>
                 <w:szCs w:val="18"/>
               </w:rPr>
-              <w:t xml:space="preserve">Coverage &amp; equity</w:t>
+              <w:t xml:space="preserve">Where monitoring happens</w:t>
             </w:r>
           </w:p>
         </w:tc>
       </w:tr>
       <w:tr>
         <w:trPr>
-          <w:tblHeader w:val="false"/>
+          <w:tblHeader w:val="off"/>
         </w:trPr>
         <w:tc>
           <w:tcPr>
@@ -1146,7 +1194,7 @@
                 <w:sz w:val="18"/>
                 <w:szCs w:val="18"/>
               </w:rPr>
-              <w:t xml:space="preserve">global</w:t>
+              <w:t xml:space="preserve">equity</w:t>
             </w:r>
           </w:p>
         </w:tc>
@@ -1169,14 +1217,14 @@
                 <w:sz w:val="18"/>
                 <w:szCs w:val="18"/>
               </w:rPr>
-              <w:t xml:space="preserve">Global coverage</w:t>
+              <w:t xml:space="preserve">Coverage &amp; equity</w:t>
             </w:r>
           </w:p>
         </w:tc>
       </w:tr>
       <w:tr>
         <w:trPr>
-          <w:tblHeader w:val="false"/>
+          <w:tblHeader w:val="off"/>
         </w:trPr>
         <w:tc>
           <w:tcPr>
@@ -1199,7 +1247,7 @@
                 <w:sz w:val="18"/>
                 <w:szCs w:val="18"/>
               </w:rPr>
-              <w:t xml:space="preserve">tennessee</w:t>
+              <w:t xml:space="preserve">global</w:t>
             </w:r>
           </w:p>
         </w:tc>
@@ -1222,14 +1270,14 @@
                 <w:sz w:val="18"/>
                 <w:szCs w:val="18"/>
               </w:rPr>
-              <w:t xml:space="preserve">Tennessee</w:t>
+              <w:t xml:space="preserve">Global coverage</w:t>
             </w:r>
           </w:p>
         </w:tc>
       </w:tr>
       <w:tr>
         <w:trPr>
-          <w:tblHeader w:val="false"/>
+          <w:tblHeader w:val="off"/>
         </w:trPr>
         <w:tc>
           <w:tcPr>
@@ -1252,7 +1300,7 @@
                 <w:sz w:val="18"/>
                 <w:szCs w:val="18"/>
               </w:rPr>
-              <w:t xml:space="preserve">genomics</w:t>
+              <w:t xml:space="preserve">tennessee</w:t>
             </w:r>
           </w:p>
         </w:tc>
@@ -1275,14 +1323,14 @@
                 <w:sz w:val="18"/>
                 <w:szCs w:val="18"/>
               </w:rPr>
-              <w:t xml:space="preserve">Genomics &amp; AMR</w:t>
+              <w:t xml:space="preserve">Tennessee</w:t>
             </w:r>
           </w:p>
         </w:tc>
       </w:tr>
       <w:tr>
         <w:trPr>
-          <w:tblHeader w:val="false"/>
+          <w:tblHeader w:val="off"/>
         </w:trPr>
         <w:tc>
           <w:tcPr>
@@ -1305,7 +1353,7 @@
                 <w:sz w:val="18"/>
                 <w:szCs w:val="18"/>
               </w:rPr>
-              <w:t xml:space="preserve">structures</w:t>
+              <w:t xml:space="preserve">genomics</w:t>
             </w:r>
           </w:p>
         </w:tc>
@@ -1328,14 +1376,14 @@
                 <w:sz w:val="18"/>
                 <w:szCs w:val="18"/>
               </w:rPr>
-              <w:t xml:space="preserve">Protein structures</w:t>
+              <w:t xml:space="preserve">Genomics &amp; AMR</w:t>
             </w:r>
           </w:p>
         </w:tc>
       </w:tr>
       <w:tr>
         <w:trPr>
-          <w:tblHeader w:val="false"/>
+          <w:tblHeader w:val="off"/>
         </w:trPr>
         <w:tc>
           <w:tcPr>
@@ -1358,7 +1406,7 @@
                 <w:sz w:val="18"/>
                 <w:szCs w:val="18"/>
               </w:rPr>
-              <w:t xml:space="preserve">alerts</w:t>
+              <w:t xml:space="preserve">structures</w:t>
             </w:r>
           </w:p>
         </w:tc>
@@ -1381,14 +1429,14 @@
                 <w:sz w:val="18"/>
                 <w:szCs w:val="18"/>
               </w:rPr>
-              <w:t xml:space="preserve">Alerts</w:t>
+              <w:t xml:space="preserve">Protein structures</w:t>
             </w:r>
           </w:p>
         </w:tc>
       </w:tr>
       <w:tr>
         <w:trPr>
-          <w:tblHeader w:val="false"/>
+          <w:tblHeader w:val="off"/>
         </w:trPr>
         <w:tc>
           <w:tcPr>
@@ -1411,7 +1459,7 @@
                 <w:sz w:val="18"/>
                 <w:szCs w:val="18"/>
               </w:rPr>
-              <w:t xml:space="preserve">myalerts</w:t>
+              <w:t xml:space="preserve">alerts</w:t>
             </w:r>
           </w:p>
         </w:tc>
@@ -1434,14 +1482,14 @@
                 <w:sz w:val="18"/>
                 <w:szCs w:val="18"/>
               </w:rPr>
-              <w:t xml:space="preserve">My alerts</w:t>
+              <w:t xml:space="preserve">Alerts</w:t>
             </w:r>
           </w:p>
         </w:tc>
       </w:tr>
       <w:tr>
         <w:trPr>
-          <w:tblHeader w:val="false"/>
+          <w:tblHeader w:val="off"/>
         </w:trPr>
         <w:tc>
           <w:tcPr>
@@ -1464,7 +1512,7 @@
                 <w:sz w:val="18"/>
                 <w:szCs w:val="18"/>
               </w:rPr>
-              <w:t xml:space="preserve">audit</w:t>
+              <w:t xml:space="preserve">myalerts</w:t>
             </w:r>
           </w:p>
         </w:tc>
@@ -1487,14 +1535,14 @@
                 <w:sz w:val="18"/>
                 <w:szCs w:val="18"/>
               </w:rPr>
-              <w:t xml:space="preserve">Audit log</w:t>
+              <w:t xml:space="preserve">My alerts</w:t>
             </w:r>
           </w:p>
         </w:tc>
       </w:tr>
       <w:tr>
         <w:trPr>
-          <w:tblHeader w:val="false"/>
+          <w:tblHeader w:val="off"/>
         </w:trPr>
         <w:tc>
           <w:tcPr>
@@ -1517,7 +1565,7 @@
                 <w:sz w:val="18"/>
                 <w:szCs w:val="18"/>
               </w:rPr>
-              <w:t xml:space="preserve">methods</w:t>
+              <w:t xml:space="preserve">audit</w:t>
             </w:r>
           </w:p>
         </w:tc>
@@ -1540,14 +1588,14 @@
                 <w:sz w:val="18"/>
                 <w:szCs w:val="18"/>
               </w:rPr>
-              <w:t xml:space="preserve">Methods &amp; sources</w:t>
+              <w:t xml:space="preserve">Audit log</w:t>
             </w:r>
           </w:p>
         </w:tc>
       </w:tr>
       <w:tr>
         <w:trPr>
-          <w:tblHeader w:val="false"/>
+          <w:tblHeader w:val="off"/>
         </w:trPr>
         <w:tc>
           <w:tcPr>
@@ -1570,7 +1618,7 @@
                 <w:sz w:val="18"/>
                 <w:szCs w:val="18"/>
               </w:rPr>
-              <w:t xml:space="preserve">glossary</w:t>
+              <w:t xml:space="preserve">methods</w:t>
             </w:r>
           </w:p>
         </w:tc>
@@ -1593,14 +1641,67 @@
                 <w:sz w:val="18"/>
                 <w:szCs w:val="18"/>
               </w:rPr>
-              <w:t xml:space="preserve">Glossary</w:t>
+              <w:t xml:space="preserve">Methods &amp; sources</w:t>
             </w:r>
           </w:p>
         </w:tc>
       </w:tr>
       <w:tr>
         <w:trPr>
-          <w:tblHeader w:val="false"/>
+          <w:tblHeader w:val="off"/>
+        </w:trPr>
+        <w:tc>
+          <w:tcPr>
+            <w:tcW w:type="dxa" w:w="3182"/>
+            <w:tcMar>
+              <w:top w:type="dxa" w:w="60"/>
+              <w:left w:type="dxa" w:w="108"/>
+              <w:bottom w:type="dxa" w:w="60"/>
+              <w:right w:type="dxa" w:w="108"/>
+            </w:tcMar>
+          </w:tcPr>
+          <w:p>
+            <w:pPr>
+              <w:spacing w:after="0" w:line="240"/>
+            </w:pPr>
+            <w:r>
+              <w:rPr>
+                <w:rFonts w:ascii="Consolas" w:cs="Consolas" w:eastAsia="Consolas" w:hAnsi="Consolas"/>
+                <w:color w:val="6E1F2B"/>
+                <w:sz w:val="18"/>
+                <w:szCs w:val="18"/>
+              </w:rPr>
+              <w:t xml:space="preserve">glossary</w:t>
+            </w:r>
+          </w:p>
+        </w:tc>
+        <w:tc>
+          <w:tcPr>
+            <w:tcW w:type="dxa" w:w="6178"/>
+            <w:tcMar>
+              <w:top w:type="dxa" w:w="60"/>
+              <w:left w:type="dxa" w:w="108"/>
+              <w:bottom w:type="dxa" w:w="60"/>
+              <w:right w:type="dxa" w:w="108"/>
+            </w:tcMar>
+          </w:tcPr>
+          <w:p>
+            <w:pPr>
+              <w:spacing w:after="0" w:line="240"/>
+            </w:pPr>
+            <w:r>
+              <w:rPr>
+                <w:sz w:val="18"/>
+                <w:szCs w:val="18"/>
+              </w:rPr>
+              <w:t xml:space="preserve">Glossary</w:t>
+            </w:r>
+          </w:p>
+        </w:tc>
+      </w:tr>
+      <w:tr>
+        <w:trPr>
+          <w:tblHeader w:val="off"/>
         </w:trPr>
         <w:tc>
           <w:tcPr>
@@ -1856,7 +1957,7 @@
       </w:tr>
       <w:tr>
         <w:trPr>
-          <w:tblHeader w:val="false"/>
+          <w:tblHeader w:val="off"/>
         </w:trPr>
         <w:tc>
           <w:tcPr>
@@ -1957,7 +2058,7 @@
       </w:tr>
       <w:tr>
         <w:trPr>
-          <w:tblHeader w:val="false"/>
+          <w:tblHeader w:val="off"/>
         </w:trPr>
         <w:tc>
           <w:tcPr>
@@ -2010,7 +2111,7 @@
       </w:tr>
       <w:tr>
         <w:trPr>
-          <w:tblHeader w:val="false"/>
+          <w:tblHeader w:val="off"/>
         </w:trPr>
         <w:tc>
           <w:tcPr>
@@ -2095,7 +2196,7 @@
       </w:tr>
       <w:tr>
         <w:trPr>
-          <w:tblHeader w:val="false"/>
+          <w:tblHeader w:val="off"/>
         </w:trPr>
         <w:tc>
           <w:tcPr>
@@ -2148,7 +2249,7 @@
       </w:tr>
       <w:tr>
         <w:trPr>
-          <w:tblHeader w:val="false"/>
+          <w:tblHeader w:val="off"/>
         </w:trPr>
         <w:tc>
           <w:tcPr>
@@ -2233,7 +2334,7 @@
       </w:tr>
       <w:tr>
         <w:trPr>
-          <w:tblHeader w:val="false"/>
+          <w:tblHeader w:val="off"/>
         </w:trPr>
         <w:tc>
           <w:tcPr>
@@ -2302,7 +2403,7 @@
       </w:tr>
       <w:tr>
         <w:trPr>
-          <w:tblHeader w:val="false"/>
+          <w:tblHeader w:val="off"/>
         </w:trPr>
         <w:tc>
           <w:tcPr>
@@ -2355,7 +2456,7 @@
       </w:tr>
       <w:tr>
         <w:trPr>
-          <w:tblHeader w:val="false"/>
+          <w:tblHeader w:val="off"/>
         </w:trPr>
         <w:tc>
           <w:tcPr>
@@ -2408,7 +2509,7 @@
       </w:tr>
       <w:tr>
         <w:trPr>
-          <w:tblHeader w:val="false"/>
+          <w:tblHeader w:val="off"/>
         </w:trPr>
         <w:tc>
           <w:tcPr>
@@ -2651,7 +2752,7 @@
       </w:tr>
       <w:tr>
         <w:trPr>
-          <w:tblHeader w:val="false"/>
+          <w:tblHeader w:val="off"/>
         </w:trPr>
         <w:tc>
           <w:tcPr>
@@ -2752,7 +2853,7 @@
       </w:tr>
       <w:tr>
         <w:trPr>
-          <w:tblHeader w:val="false"/>
+          <w:tblHeader w:val="off"/>
         </w:trPr>
         <w:tc>
           <w:tcPr>
@@ -2901,7 +3002,7 @@
       </w:tr>
       <w:tr>
         <w:trPr>
-          <w:tblHeader w:val="false"/>
+          <w:tblHeader w:val="off"/>
         </w:trPr>
         <w:tc>
           <w:tcPr>
@@ -3018,7 +3119,7 @@
       </w:tr>
       <w:tr>
         <w:trPr>
-          <w:tblHeader w:val="false"/>
+          <w:tblHeader w:val="off"/>
         </w:trPr>
         <w:tc>
           <w:tcPr>
@@ -3103,7 +3204,7 @@
       </w:tr>
       <w:tr>
         <w:trPr>
-          <w:tblHeader w:val="false"/>
+          <w:tblHeader w:val="off"/>
         </w:trPr>
         <w:tc>
           <w:tcPr>
@@ -3188,7 +3289,7 @@
       </w:tr>
       <w:tr>
         <w:trPr>
-          <w:tblHeader w:val="false"/>
+          <w:tblHeader w:val="off"/>
         </w:trPr>
         <w:tc>
           <w:tcPr>
@@ -3700,7 +3801,7 @@
       </w:tr>
       <w:tr>
         <w:trPr>
-          <w:tblHeader w:val="false"/>
+          <w:tblHeader w:val="off"/>
         </w:trPr>
         <w:tc>
           <w:tcPr>
@@ -3799,7 +3900,7 @@
       </w:tr>
       <w:tr>
         <w:trPr>
-          <w:tblHeader w:val="false"/>
+          <w:tblHeader w:val="off"/>
         </w:trPr>
         <w:tc>
           <w:tcPr>
@@ -3898,7 +3999,7 @@
       </w:tr>
       <w:tr>
         <w:trPr>
-          <w:tblHeader w:val="false"/>
+          <w:tblHeader w:val="off"/>
         </w:trPr>
         <w:tc>
           <w:tcPr>
@@ -3997,7 +4098,7 @@
       </w:tr>
       <w:tr>
         <w:trPr>
-          <w:tblHeader w:val="false"/>
+          <w:tblHeader w:val="off"/>
         </w:trPr>
         <w:tc>
           <w:tcPr>
@@ -4096,7 +4197,7 @@
       </w:tr>
       <w:tr>
         <w:trPr>
-          <w:tblHeader w:val="false"/>
+          <w:tblHeader w:val="off"/>
         </w:trPr>
         <w:tc>
           <w:tcPr>
@@ -4193,7 +4294,7 @@
       </w:tr>
       <w:tr>
         <w:trPr>
-          <w:tblHeader w:val="false"/>
+          <w:tblHeader w:val="off"/>
         </w:trPr>
         <w:tc>
           <w:tcPr>
@@ -4551,7 +4652,7 @@
       </w:tr>
     </w:tbl>
     <w:sectPr>
-      <w:footerReference w:type="default" r:id="rId7"/>
+      <w:footerReference w:type="default" r:id="rId6"/>
       <w:pgSz w:w="12240" w:h="15840" w:orient="portrait"/>
       <w:pgMar w:top="1440" w:right="1440" w:bottom="1440" w:left="1440" w:header="708" w:footer="708" w:gutter="0"/>
       <w:pgNumType/>
@@ -4559,10 +4660,6 @@
     </w:sectPr>
   </w:body>
 </w:document>
-</file>
-
-<file path=word/comments.xml><?xml version="1.0" encoding="utf-8"?>
-<w:comments xmlns:cx="http://schemas.microsoft.com/office/drawing/2014/chartex" xmlns:cx1="http://schemas.microsoft.com/office/drawing/2015/9/8/chartex" xmlns:cx2="http://schemas.microsoft.com/office/drawing/2015/10/21/chartex" xmlns:cx3="http://schemas.microsoft.com/office/drawing/2016/5/9/chartex" xmlns:cx4="http://schemas.microsoft.com/office/drawing/2016/5/10/chartex" xmlns:cx5="http://schemas.microsoft.com/office/drawing/2016/5/11/chartex" xmlns:cx6="http://schemas.microsoft.com/office/drawing/2016/5/12/chartex" xmlns:cx7="http://schemas.microsoft.com/office/drawing/2016/5/13/chartex" xmlns:cx8="http://schemas.microsoft.com/office/drawing/2016/5/14/chartex" xmlns:mc="http://schemas.openxmlformats.org/markup-compatibility/2006" xmlns:aink="http://schemas.microsoft.com/office/drawing/2016/ink" xmlns:am3d="http://schemas.microsoft.com/office/drawing/2017/model3d" xmlns:o="urn:schemas-microsoft-com:office:office" xmlns:r="http://schemas.openxmlformats.org/officeDocument/2006/relationships" xmlns:m="http://schemas.openxmlformats.org/officeDocument/2006/math" xmlns:v="urn:schemas-microsoft-com:vml" xmlns:wp14="http://schemas.microsoft.com/office/word/2010/wordprocessingDrawing" xmlns:wp="http://schemas.openxmlformats.org/drawingml/2006/wordprocessingDrawing" xmlns:w10="urn:schemas-microsoft-com:office:word" xmlns:w="http://schemas.openxmlformats.org/wordprocessingml/2006/main" xmlns:w14="http://schemas.microsoft.com/office/word/2010/wordml" xmlns:w15="http://schemas.microsoft.com/office/word/2012/wordml" xmlns:w16cex="http://schemas.microsoft.com/office/word/2018/wordml/cex" xmlns:w16cid="http://schemas.microsoft.com/office/word/2016/wordml/cid" xmlns:w16="http://schemas.microsoft.com/office/word/2018/wordml" xmlns:w16sdtdh="http://schemas.microsoft.com/office/word/2020/wordml/sdtdatahash" xmlns:w16se="http://schemas.microsoft.com/office/word/2015/wordml/symex" xmlns:wpg="http://schemas.microsoft.com/office/word/2010/wordprocessingGroup" xmlns:wpi="http://schemas.microsoft.com/office/word/2010/wordprocessingInk" xmlns:wne="http://schemas.microsoft.com/office/word/2006/wordml" xmlns:wps="http://schemas.microsoft.com/office/word/2010/wordprocessingShape"/>
 </file>
 
 <file path=word/endnotes.xml><?xml version="1.0" encoding="utf-8"?>
@@ -4670,7 +4767,7 @@
 <w:numbering xmlns:wpc="http://schemas.microsoft.com/office/word/2010/wordprocessingCanvas" xmlns:mc="http://schemas.openxmlformats.org/markup-compatibility/2006" xmlns:o="urn:schemas-microsoft-com:office:office" xmlns:r="http://schemas.openxmlformats.org/officeDocument/2006/relationships" xmlns:m="http://schemas.openxmlformats.org/officeDocument/2006/math" xmlns:v="urn:schemas-microsoft-com:vml" xmlns:wp14="http://schemas.microsoft.com/office/word/2010/wordprocessingDrawing" xmlns:wp="http://schemas.openxmlformats.org/drawingml/2006/wordprocessingDrawing" xmlns:w10="urn:schemas-microsoft-com:office:word" xmlns:w="http://schemas.openxmlformats.org/wordprocessingml/2006/main" xmlns:w14="http://schemas.microsoft.com/office/word/2010/wordml" xmlns:w15="http://schemas.microsoft.com/office/word/2012/wordml" xmlns:wpg="http://schemas.microsoft.com/office/word/2010/wordprocessingGroup" xmlns:wpi="http://schemas.microsoft.com/office/word/2010/wordprocessingInk" xmlns:wne="http://schemas.microsoft.com/office/word/2006/wordml" xmlns:wps="http://schemas.microsoft.com/office/word/2010/wordprocessingShape" mc:Ignorable="w14 w15 wp14">
   <w:abstractNum w:abstractNumId="1" w15:restartNumberingAfterBreak="0">
     <w:multiLevelType w:val="hybridMultilevel"/>
-    <w:lvl w:ilvl="0" w15:tentative="1">
+    <w:lvl w:ilvl="0" w:tentative="1">
       <w:start w:val="1"/>
       <w:numFmt w:val="bullet"/>
       <w:lvlText w:val="●"/>
@@ -4679,7 +4776,7 @@
         <w:ind w:left="720" w:hanging="360"/>
       </w:pPr>
     </w:lvl>
-    <w:lvl w:ilvl="1" w15:tentative="1">
+    <w:lvl w:ilvl="1" w:tentative="1">
       <w:start w:val="1"/>
       <w:numFmt w:val="bullet"/>
       <w:lvlText w:val="○"/>
@@ -4688,7 +4785,7 @@
         <w:ind w:left="1440" w:hanging="360"/>
       </w:pPr>
     </w:lvl>
-    <w:lvl w:ilvl="2" w15:tentative="1">
+    <w:lvl w:ilvl="2" w:tentative="1">
       <w:start w:val="1"/>
       <w:numFmt w:val="bullet"/>
       <w:lvlText w:val="■"/>
@@ -4697,7 +4794,7 @@
         <w:ind w:left="2160" w:hanging="360"/>
       </w:pPr>
     </w:lvl>
-    <w:lvl w:ilvl="3" w15:tentative="1">
+    <w:lvl w:ilvl="3" w:tentative="1">
       <w:start w:val="1"/>
       <w:numFmt w:val="bullet"/>
       <w:lvlText w:val="●"/>
@@ -4706,7 +4803,7 @@
         <w:ind w:left="2880" w:hanging="360"/>
       </w:pPr>
     </w:lvl>
-    <w:lvl w:ilvl="4" w15:tentative="1">
+    <w:lvl w:ilvl="4" w:tentative="1">
       <w:start w:val="1"/>
       <w:numFmt w:val="bullet"/>
       <w:lvlText w:val="○"/>
@@ -4715,7 +4812,7 @@
         <w:ind w:left="3600" w:hanging="360"/>
       </w:pPr>
     </w:lvl>
-    <w:lvl w:ilvl="5" w15:tentative="1">
+    <w:lvl w:ilvl="5" w:tentative="1">
       <w:start w:val="1"/>
       <w:numFmt w:val="bullet"/>
       <w:lvlText w:val="■"/>
@@ -4724,7 +4821,7 @@
         <w:ind w:left="4320" w:hanging="360"/>
       </w:pPr>
     </w:lvl>
-    <w:lvl w:ilvl="6" w15:tentative="1">
+    <w:lvl w:ilvl="6" w:tentative="1">
       <w:start w:val="1"/>
       <w:numFmt w:val="bullet"/>
       <w:lvlText w:val="●"/>
@@ -4733,7 +4830,7 @@
         <w:ind w:left="5040" w:hanging="360"/>
       </w:pPr>
     </w:lvl>
-    <w:lvl w:ilvl="7" w15:tentative="1">
+    <w:lvl w:ilvl="7" w:tentative="1">
       <w:start w:val="1"/>
       <w:numFmt w:val="bullet"/>
       <w:lvlText w:val="●"/>
@@ -4742,7 +4839,7 @@
         <w:ind w:left="5760" w:hanging="360"/>
       </w:pPr>
     </w:lvl>
-    <w:lvl w:ilvl="8" w15:tentative="1">
+    <w:lvl w:ilvl="8" w:tentative="1">
       <w:start w:val="1"/>
       <w:numFmt w:val="bullet"/>
       <w:lvlText w:val="●"/>
@@ -4754,7 +4851,7 @@
   </w:abstractNum>
   <w:abstractNum w:abstractNumId="2" w15:restartNumberingAfterBreak="0">
     <w:multiLevelType w:val="hybridMultilevel"/>
-    <w:lvl w:ilvl="0" w15:tentative="1">
+    <w:lvl w:ilvl="0" w:tentative="1">
       <w:start w:val="1"/>
       <w:numFmt w:val="bullet"/>
       <w:lvlText w:val="•"/>
@@ -4766,7 +4863,7 @@
   </w:abstractNum>
   <w:abstractNum w:abstractNumId="3" w15:restartNumberingAfterBreak="0">
     <w:multiLevelType w:val="hybridMultilevel"/>
-    <w:lvl w:ilvl="0" w15:tentative="1">
+    <w:lvl w:ilvl="0" w:tentative="1">
       <w:start w:val="1"/>
       <w:numFmt w:val="decimal"/>
       <w:lvlText w:val="%1."/>
@@ -4798,6 +4895,25 @@
     </w:rPrDefault>
     <w:pPrDefault/>
   </w:docDefaults>
+  <w:style w:type="paragraph" w:styleId="Normal" w:default="1">
+    <w:name w:val="Normal"/>
+    <w:qFormat/>
+  </w:style>
+  <w:style w:type="table" w:styleId="TableNormal" w:default="true">
+    <w:name w:val="Normal Table"/>
+    <w:uiPriority w:val="99"/>
+    <w:semiHidden/>
+    <w:unhideWhenUsed/>
+    <w:tblPr>
+      <w:tblInd w:type="dxa" w:w="0"/>
+      <w:tblCellMar>
+        <w:top w:type="dxa" w:w="0"/>
+        <w:left w:type="dxa" w:w="108"/>
+        <w:bottom w:type="dxa" w:w="0"/>
+        <w:right w:type="dxa" w:w="108"/>
+      </w:tblCellMar>
+    </w:tblPr>
+  </w:style>
   <w:style w:type="paragraph" w:styleId="Title">
     <w:name w:val="Title"/>
     <w:basedOn w:val="Normal"/>
@@ -4970,4 +5086,294 @@
     </w:rPr>
   </w:style>
 </w:styles>
+</file>
+
+<file path=word/theme/theme1.xml><?xml version="1.0" encoding="utf-8"?>
+<a:theme xmlns:a="http://schemas.openxmlformats.org/drawingml/2006/main" name="Office Theme">
+  <a:themeElements>
+    <a:clrScheme name="Office">
+      <a:dk1>
+        <a:sysClr val="windowText" lastClr="000000"/>
+      </a:dk1>
+      <a:lt1>
+        <a:sysClr val="window" lastClr="FFFFFF"/>
+      </a:lt1>
+      <a:dk2>
+        <a:srgbClr val="44546A"/>
+      </a:dk2>
+      <a:lt2>
+        <a:srgbClr val="E7E6E6"/>
+      </a:lt2>
+      <a:accent1>
+        <a:srgbClr val="4472C4"/>
+      </a:accent1>
+      <a:accent2>
+        <a:srgbClr val="ED7D31"/>
+      </a:accent2>
+      <a:accent3>
+        <a:srgbClr val="A5A5A5"/>
+      </a:accent3>
+      <a:accent4>
+        <a:srgbClr val="FFC000"/>
+      </a:accent4>
+      <a:accent5>
+        <a:srgbClr val="5B9BD5"/>
+      </a:accent5>
+      <a:accent6>
+        <a:srgbClr val="70AD47"/>
+      </a:accent6>
+      <a:hlink>
+        <a:srgbClr val="0563C1"/>
+      </a:hlink>
+      <a:folHlink>
+        <a:srgbClr val="954F72"/>
+      </a:folHlink>
+    </a:clrScheme>
+    <a:fontScheme name="Office">
+      <a:majorFont>
+        <a:latin typeface="Calibri Light" panose="020F0302020204030204"/>
+        <a:ea typeface=""/>
+        <a:cs typeface=""/>
+        <a:font script="Jpan" typeface="游ゴシック Light"/>
+        <a:font script="Hang" typeface="맑은 고딕"/>
+        <a:font script="Hans" typeface="等线 Light"/>
+        <a:font script="Hant" typeface="新細明體"/>
+        <a:font script="Arab" typeface="Times New Roman"/>
+        <a:font script="Hebr" typeface="Times New Roman"/>
+        <a:font script="Thai" typeface="Angsana New"/>
+        <a:font script="Ethi" typeface="Nyala"/>
+        <a:font script="Beng" typeface="Vrinda"/>
+        <a:font script="Gujr" typeface="Shruti"/>
+        <a:font script="Khmr" typeface="MoolBoran"/>
+        <a:font script="Knda" typeface="Tunga"/>
+        <a:font script="Guru" typeface="Raavi"/>
+        <a:font script="Cans" typeface="Euphemia"/>
+        <a:font script="Cher" typeface="Plantagenet Cherokee"/>
+        <a:font script="Yiii" typeface="Microsoft Yi Baiti"/>
+        <a:font script="Tibt" typeface="Microsoft Himalaya"/>
+        <a:font script="Thaa" typeface="MV Boli"/>
+        <a:font script="Deva" typeface="Mangal"/>
+        <a:font script="Telu" typeface="Gautami"/>
+        <a:font script="Taml" typeface="Latha"/>
+        <a:font script="Syrc" typeface="Estrangelo Edessa"/>
+        <a:font script="Orya" typeface="Kalinga"/>
+        <a:font script="Mlym" typeface="Kartika"/>
+        <a:font script="Laoo" typeface="DokChampa"/>
+        <a:font script="Sinh" typeface="Iskoola Pota"/>
+        <a:font script="Mong" typeface="Mongolian Baiti"/>
+        <a:font script="Viet" typeface="Times New Roman"/>
+        <a:font script="Uigh" typeface="Microsoft Uighur"/>
+        <a:font script="Geor" typeface="Sylfaen"/>
+        <a:font script="Armn" typeface="Arial"/>
+        <a:font script="Bugi" typeface="Leelawadee UI"/>
+        <a:font script="Bopo" typeface="Microsoft JhengHei"/>
+        <a:font script="Java" typeface="Javanese Text"/>
+        <a:font script="Lisu" typeface="Segoe UI"/>
+        <a:font script="Mymr" typeface="Myanmar Text"/>
+        <a:font script="Nkoo" typeface="Ebrima"/>
+        <a:font script="Olck" typeface="Nirmala UI"/>
+        <a:font script="Osma" typeface="Ebrima"/>
+        <a:font script="Phag" typeface="Phagspa"/>
+        <a:font script="Syrn" typeface="Estrangelo Edessa"/>
+        <a:font script="Syrj" typeface="Estrangelo Edessa"/>
+        <a:font script="Syre" typeface="Estrangelo Edessa"/>
+        <a:font script="Sora" typeface="Nirmala UI"/>
+        <a:font script="Tale" typeface="Microsoft Tai Le"/>
+        <a:font script="Talu" typeface="Microsoft New Tai Lue"/>
+        <a:font script="Tfng" typeface="Ebrima"/>
+      </a:majorFont>
+      <a:minorFont>
+        <a:latin typeface="Calibri" panose="020F0502020204030204"/>
+        <a:ea typeface=""/>
+        <a:cs typeface=""/>
+        <a:font script="Jpan" typeface="游明朝"/>
+        <a:font script="Hang" typeface="맑은 고딕"/>
+        <a:font script="Hans" typeface="等线"/>
+        <a:font script="Hant" typeface="新細明體"/>
+        <a:font script="Arab" typeface="Arial"/>
+        <a:font script="Hebr" typeface="Arial"/>
+        <a:font script="Thai" typeface="Cordia New"/>
+        <a:font script="Ethi" typeface="Nyala"/>
+        <a:font script="Beng" typeface="Vrinda"/>
+        <a:font script="Gujr" typeface="Shruti"/>
+        <a:font script="Khmr" typeface="DaunPenh"/>
+        <a:font script="Knda" typeface="Tunga"/>
+        <a:font script="Guru" typeface="Raavi"/>
+        <a:font script="Cans" typeface="Euphemia"/>
+        <a:font script="Cher" typeface="Plantagenet Cherokee"/>
+        <a:font script="Yiii" typeface="Microsoft Yi Baiti"/>
+        <a:font script="Tibt" typeface="Microsoft Himalaya"/>
+        <a:font script="Thaa" typeface="MV Boli"/>
+        <a:font script="Deva" typeface="Mangal"/>
+        <a:font script="Telu" typeface="Gautami"/>
+        <a:font script="Taml" typeface="Latha"/>
+        <a:font script="Syrc" typeface="Estrangelo Edessa"/>
+        <a:font script="Orya" typeface="Kalinga"/>
+        <a:font script="Mlym" typeface="Kartika"/>
+        <a:font script="Laoo" typeface="DokChampa"/>
+        <a:font script="Sinh" typeface="Iskoola Pota"/>
+        <a:font script="Mong" typeface="Mongolian Baiti"/>
+        <a:font script="Viet" typeface="Arial"/>
+        <a:font script="Uigh" typeface="Microsoft Uighur"/>
+        <a:font script="Geor" typeface="Sylfaen"/>
+        <a:font script="Armn" typeface="Arial"/>
+        <a:font script="Bugi" typeface="Leelawadee UI"/>
+        <a:font script="Bopo" typeface="Microsoft JhengHei"/>
+        <a:font script="Java" typeface="Javanese Text"/>
+        <a:font script="Lisu" typeface="Segoe UI"/>
+        <a:font script="Mymr" typeface="Myanmar Text"/>
+        <a:font script="Nkoo" typeface="Ebrima"/>
+        <a:font script="Olck" typeface="Nirmala UI"/>
+        <a:font script="Osma" typeface="Ebrima"/>
+        <a:font script="Phag" typeface="Phagspa"/>
+        <a:font script="Syrn" typeface="Estrangelo Edessa"/>
+        <a:font script="Syrj" typeface="Estrangelo Edessa"/>
+        <a:font script="Syre" typeface="Estrangelo Edessa"/>
+        <a:font script="Sora" typeface="Nirmala UI"/>
+        <a:font script="Tale" typeface="Microsoft Tai Le"/>
+        <a:font script="Talu" typeface="Microsoft New Tai Lue"/>
+        <a:font script="Tfng" typeface="Ebrima"/>
+      </a:minorFont>
+    </a:fontScheme>
+    <a:fmtScheme name="Office">
+      <a:fillStyleLst>
+        <a:solidFill>
+          <a:schemeClr val="phClr"/>
+        </a:solidFill>
+        <a:gradFill rotWithShape="true">
+          <a:gsLst>
+            <a:gs pos="0">
+              <a:schemeClr val="phClr">
+                <a:lumMod val="110000"/>
+                <a:satMod val="105000"/>
+                <a:tint val="67000"/>
+              </a:schemeClr>
+            </a:gs>
+            <a:gs pos="50000">
+              <a:schemeClr val="phClr">
+                <a:lumMod val="105000"/>
+                <a:satMod val="103000"/>
+                <a:tint val="73000"/>
+              </a:schemeClr>
+            </a:gs>
+            <a:gs pos="100000">
+              <a:schemeClr val="phClr">
+                <a:lumMod val="105000"/>
+                <a:satMod val="109000"/>
+                <a:tint val="81000"/>
+              </a:schemeClr>
+            </a:gs>
+          </a:gsLst>
+          <a:lin ang="5400000" scaled="false"/>
+        </a:gradFill>
+        <a:gradFill rotWithShape="true">
+          <a:gsLst>
+            <a:gs pos="0">
+              <a:schemeClr val="phClr">
+                <a:satMod val="103000"/>
+                <a:lumMod val="102000"/>
+                <a:tint val="94000"/>
+              </a:schemeClr>
+            </a:gs>
+            <a:gs pos="50000">
+              <a:schemeClr val="phClr">
+                <a:satMod val="110000"/>
+                <a:lumMod val="100000"/>
+                <a:shade val="100000"/>
+              </a:schemeClr>
+            </a:gs>
+            <a:gs pos="100000">
+              <a:schemeClr val="phClr">
+                <a:lumMod val="99000"/>
+                <a:satMod val="120000"/>
+                <a:shade val="78000"/>
+              </a:schemeClr>
+            </a:gs>
+          </a:gsLst>
+          <a:lin ang="5400000" scaled="false"/>
+        </a:gradFill>
+      </a:fillStyleLst>
+      <a:lnStyleLst>
+        <a:ln w="6350" cap="flat" cmpd="sng" algn="ctr">
+          <a:solidFill>
+            <a:schemeClr val="phClr"/>
+          </a:solidFill>
+          <a:prstDash val="solid"/>
+          <a:miter lim="800000"/>
+        </a:ln>
+        <a:ln w="12700" cap="flat" cmpd="sng" algn="ctr">
+          <a:solidFill>
+            <a:schemeClr val="phClr"/>
+          </a:solidFill>
+          <a:prstDash val="solid"/>
+          <a:miter lim="800000"/>
+        </a:ln>
+        <a:ln w="19050" cap="flat" cmpd="sng" algn="ctr">
+          <a:solidFill>
+            <a:schemeClr val="phClr"/>
+          </a:solidFill>
+          <a:prstDash val="solid"/>
+          <a:miter lim="800000"/>
+        </a:ln>
+      </a:lnStyleLst>
+      <a:effectStyleLst>
+        <a:effectStyle>
+          <a:effectLst/>
+        </a:effectStyle>
+        <a:effectStyle>
+          <a:effectLst/>
+        </a:effectStyle>
+        <a:effectStyle>
+          <a:effectLst>
+            <a:outerShdw blurRad="57150" dist="19050" dir="5400000" algn="ctr" rotWithShape="false">
+              <a:srgbClr val="000000">
+                <a:alpha val="63000"/>
+              </a:srgbClr>
+            </a:outerShdw>
+          </a:effectLst>
+        </a:effectStyle>
+      </a:effectStyleLst>
+      <a:bgFillStyleLst>
+        <a:solidFill>
+          <a:schemeClr val="phClr"/>
+        </a:solidFill>
+        <a:solidFill>
+          <a:schemeClr val="phClr">
+            <a:tint val="95000"/>
+            <a:satMod val="170000"/>
+          </a:schemeClr>
+        </a:solidFill>
+        <a:gradFill rotWithShape="true">
+          <a:gsLst>
+            <a:gs pos="0">
+              <a:schemeClr val="phClr">
+                <a:tint val="93000"/>
+                <a:satMod val="150000"/>
+                <a:shade val="98000"/>
+                <a:lumMod val="102000"/>
+              </a:schemeClr>
+            </a:gs>
+            <a:gs pos="50000">
+              <a:schemeClr val="phClr">
+                <a:tint val="98000"/>
+                <a:satMod val="130000"/>
+                <a:shade val="90000"/>
+                <a:lumMod val="103000"/>
+              </a:schemeClr>
+            </a:gs>
+            <a:gs pos="100000">
+              <a:schemeClr val="phClr">
+                <a:shade val="63000"/>
+                <a:satMod val="120000"/>
+              </a:schemeClr>
+            </a:gs>
+          </a:gsLst>
+          <a:lin ang="5400000" scaled="false"/>
+        </a:gradFill>
+      </a:bgFillStyleLst>
+    </a:fmtScheme>
+  </a:themeElements>
+  <a:objectDefaults/>
+  <a:extraClrSchemeLst/>
+</a:theme>
 </file>
--- a/docs/NWGS_Grid_FRONTEND.docx
+++ b/docs/NWGS_Grid_FRONTEND.docx
@@ -39,7 +39,7 @@
       <w:r>
         <w:t xml:space="preserve"> </w:t>
       </w:r>
-      <w:hyperlink w:history="1" r:id="rIdp27qymqffkwx6blnl31bi">
+      <w:hyperlink w:history="1" r:id="rId0iirnzqqatsnolqkspn87">
         <w:r>
           <w:rPr>
             <w:rStyle w:val="Hyperlink"/>
@@ -62,7 +62,7 @@
       <w:r>
         <w:t xml:space="preserve"> </w:t>
       </w:r>
-      <w:hyperlink w:history="1" r:id="rIda4s1il_bp1wvmxmutftvt">
+      <w:hyperlink w:history="1" r:id="rId5tcap5fmlewff3c2kcf2p">
         <w:r>
           <w:rPr>
             <w:rStyle w:val="Hyperlink"/>
@@ -1536,6 +1536,59 @@
                 <w:szCs w:val="18"/>
               </w:rPr>
               <w:t xml:space="preserve">My alerts</w:t>
+            </w:r>
+          </w:p>
+        </w:tc>
+      </w:tr>
+      <w:tr>
+        <w:trPr>
+          <w:tblHeader w:val="off"/>
+        </w:trPr>
+        <w:tc>
+          <w:tcPr>
+            <w:tcW w:type="dxa" w:w="3182"/>
+            <w:tcMar>
+              <w:top w:type="dxa" w:w="60"/>
+              <w:left w:type="dxa" w:w="108"/>
+              <w:bottom w:type="dxa" w:w="60"/>
+              <w:right w:type="dxa" w:w="108"/>
+            </w:tcMar>
+          </w:tcPr>
+          <w:p>
+            <w:pPr>
+              <w:spacing w:after="0" w:line="240"/>
+            </w:pPr>
+            <w:r>
+              <w:rPr>
+                <w:rFonts w:ascii="Consolas" w:cs="Consolas" w:eastAsia="Consolas" w:hAnsi="Consolas"/>
+                <w:color w:val="6E1F2B"/>
+                <w:sz w:val="18"/>
+                <w:szCs w:val="18"/>
+              </w:rPr>
+              <w:t xml:space="preserve">reports</w:t>
+            </w:r>
+          </w:p>
+        </w:tc>
+        <w:tc>
+          <w:tcPr>
+            <w:tcW w:type="dxa" w:w="6178"/>
+            <w:tcMar>
+              <w:top w:type="dxa" w:w="60"/>
+              <w:left w:type="dxa" w:w="108"/>
+              <w:bottom w:type="dxa" w:w="60"/>
+              <w:right w:type="dxa" w:w="108"/>
+            </w:tcMar>
+          </w:tcPr>
+          <w:p>
+            <w:pPr>
+              <w:spacing w:after="0" w:line="240"/>
+            </w:pPr>
+            <w:r>
+              <w:rPr>
+                <w:sz w:val="18"/>
+                <w:szCs w:val="18"/>
+              </w:rPr>
+              <w:t xml:space="preserve">Data &amp; reports</w:t>
             </w:r>
           </w:p>
         </w:tc>
